--- a/Materials/Syllabus.docx
+++ b/Materials/Syllabus.docx
@@ -239,6 +239,9 @@
     <w:p>
       <w:pPr>
         <w:pStyle w:val="Normal"/>
+        <w:rPr/>
+      </w:pPr>
+      <w:r>
         <w:rPr>
           <w:rFonts w:eastAsia="Calibri" w:cs="Tahoma"/>
           <w:color w:val="auto"/>
@@ -247,7 +250,8 @@
           <w:szCs w:val="22"/>
           <w:lang w:val="en-US" w:eastAsia="en-US" w:bidi="ar-SA"/>
         </w:rPr>
-      </w:pPr>
+        <w:t xml:space="preserve">Office Hours/Review Sessions: M-F </w:t>
+      </w:r>
       <w:r>
         <w:rPr>
           <w:rFonts w:eastAsia="Calibri" w:cs="Tahoma"/>
@@ -257,7 +261,40 @@
           <w:szCs w:val="22"/>
           <w:lang w:val="en-US" w:eastAsia="en-US" w:bidi="ar-SA"/>
         </w:rPr>
-        <w:t>Office Hours/Review Sessions: M-F 3:15-4:15p</w:t>
+        <w:t xml:space="preserve">10:30-11:30a, </w:t>
+      </w:r>
+      <w:r>
+        <w:rPr>
+          <w:rFonts w:eastAsia="Calibri" w:cs="Tahoma"/>
+          <w:color w:val="auto"/>
+          <w:kern w:val="0"/>
+          <w:sz w:val="22"/>
+          <w:szCs w:val="22"/>
+          <w:lang w:val="en-US" w:eastAsia="en-US" w:bidi="ar-SA"/>
+        </w:rPr>
+        <w:t>3:15-</w:t>
+      </w:r>
+      <w:r>
+        <w:rPr>
+          <w:rFonts w:eastAsia="Calibri" w:cs="Tahoma"/>
+          <w:color w:val="auto"/>
+          <w:kern w:val="0"/>
+          <w:sz w:val="22"/>
+          <w:szCs w:val="22"/>
+          <w:lang w:val="en-US" w:eastAsia="en-US" w:bidi="ar-SA"/>
+        </w:rPr>
+        <w:t>3:45</w:t>
+      </w:r>
+      <w:r>
+        <w:rPr>
+          <w:rFonts w:eastAsia="Calibri" w:cs="Tahoma"/>
+          <w:color w:val="auto"/>
+          <w:kern w:val="0"/>
+          <w:sz w:val="22"/>
+          <w:szCs w:val="22"/>
+          <w:lang w:val="en-US" w:eastAsia="en-US" w:bidi="ar-SA"/>
+        </w:rPr>
+        <w:t>p</w:t>
       </w:r>
     </w:p>
     <w:p>
@@ -2781,7 +2818,7 @@
       <w:pPr>
         <w:pStyle w:val="Normal"/>
         <w:widowControl/>
-        <w:overflowPunct w:val="false"/>
+        <w:overflowPunct w:val="true"/>
         <w:bidi w:val="0"/>
         <w:spacing w:lineRule="auto" w:line="259" w:before="0" w:after="160"/>
         <w:jc w:val="left"/>
@@ -3224,7 +3261,7 @@
     <w:qFormat/>
     <w:pPr>
       <w:widowControl/>
-      <w:overflowPunct w:val="false"/>
+      <w:overflowPunct w:val="true"/>
       <w:bidi w:val="0"/>
       <w:spacing w:lineRule="auto" w:line="259" w:before="0" w:after="160"/>
       <w:jc w:val="left"/>

--- a/Materials/Syllabus.docx
+++ b/Materials/Syllabus.docx
@@ -1,6 +1,6 @@
 
 <file path=word/document.xml><?xml version="1.0" encoding="utf-8"?>
-<w:document xmlns:o="urn:schemas-microsoft-com:office:office" xmlns:r="http://schemas.openxmlformats.org/officeDocument/2006/relationships" xmlns:v="urn:schemas-microsoft-com:vml" xmlns:w="http://schemas.openxmlformats.org/wordprocessingml/2006/main" xmlns:w10="urn:schemas-microsoft-com:office:word" xmlns:wp="http://schemas.openxmlformats.org/drawingml/2006/wordprocessingDrawing" xmlns:wps="http://schemas.microsoft.com/office/word/2010/wordprocessingShape" xmlns:wpg="http://schemas.microsoft.com/office/word/2010/wordprocessingGroup" xmlns:mc="http://schemas.openxmlformats.org/markup-compatibility/2006" xmlns:wp14="http://schemas.microsoft.com/office/word/2010/wordprocessingDrawing" xmlns:w14="http://schemas.microsoft.com/office/word/2010/wordml" mc:Ignorable="w14 wp14">
+<w:document xmlns:o="urn:schemas-microsoft-com:office:office" xmlns:r="http://schemas.openxmlformats.org/officeDocument/2006/relationships" xmlns:v="urn:schemas-microsoft-com:vml" xmlns:w="http://schemas.openxmlformats.org/wordprocessingml/2006/main" xmlns:w10="urn:schemas-microsoft-com:office:word" xmlns:wp="http://schemas.openxmlformats.org/drawingml/2006/wordprocessingDrawing" xmlns:pic="http://schemas.openxmlformats.org/drawingml/2006/picture" xmlns:wps="http://schemas.microsoft.com/office/word/2010/wordprocessingShape" xmlns:wpg="http://schemas.microsoft.com/office/word/2010/wordprocessingGroup" xmlns:mc="http://schemas.openxmlformats.org/markup-compatibility/2006" xmlns:wp14="http://schemas.microsoft.com/office/word/2010/wordprocessingDrawing" xmlns:w14="http://schemas.microsoft.com/office/word/2010/wordml" xmlns:w15="http://schemas.microsoft.com/office/word/2012/wordml" mc:Ignorable="w14 wp14 w15">
   <w:body>
     <w:p>
       <w:pPr>
@@ -11,6 +11,7 @@
         </w:numPr>
         <w:shd w:val="clear" w:fill="FFFFFF"/>
         <w:spacing w:lineRule="auto" w:line="240" w:before="0" w:after="280"/>
+        <w:ind w:hanging="0" w:left="0"/>
         <w:jc w:val="left"/>
         <w:outlineLvl w:val="0"/>
         <w:rPr>
@@ -22,6 +23,17 @@
           <w:lang w:val="en-US" w:eastAsia="en-US" w:bidi="ar-SA"/>
         </w:rPr>
       </w:pPr>
+      <w:r>
+        <w:rPr>
+          <w:rFonts w:eastAsia="Times New Roman" w:cs="Times New Roman" w:ascii="Arial" w:hAnsi="Arial"/>
+          <w:color w:val="auto"/>
+          <w:kern w:val="2"/>
+          <w:sz w:val="48"/>
+          <w:szCs w:val="48"/>
+          <w:lang w:val="en-US" w:eastAsia="en-US" w:bidi="ar-SA"/>
+        </w:rPr>
+        <w:softHyphen/>
+      </w:r>
       <w:r>
         <w:rPr>
           <w:rFonts w:eastAsia="Times New Roman" w:cs="Times New Roman" w:ascii="Arial" w:hAnsi="Arial"/>
@@ -43,6 +55,7 @@
         </w:numPr>
         <w:shd w:val="clear" w:fill="FFFFFF"/>
         <w:spacing w:lineRule="auto" w:line="240" w:before="0" w:after="280"/>
+        <w:ind w:hanging="0" w:left="0"/>
         <w:jc w:val="right"/>
         <w:outlineLvl w:val="0"/>
         <w:rPr/>
@@ -80,6 +93,7 @@
                     <a:prstGeom prst="rect">
                       <a:avLst/>
                     </a:prstGeom>
+                    <a:noFill/>
                   </pic:spPr>
                 </pic:pic>
               </a:graphicData>
@@ -109,6 +123,7 @@
         </w:pBdr>
         <w:shd w:val="clear" w:fill="FFFFFF"/>
         <w:spacing w:lineRule="auto" w:line="240" w:before="280" w:after="280"/>
+        <w:ind w:hanging="0" w:left="0"/>
         <w:outlineLvl w:val="1"/>
         <w:rPr>
           <w:rFonts w:ascii="Arial" w:hAnsi="Arial" w:eastAsia="Times New Roman" w:cs="Times New Roman"/>
@@ -132,7 +147,6 @@
         <w:spacing w:lineRule="auto" w:line="240" w:before="0" w:after="280"/>
         <w:rPr>
           <w:rFonts w:ascii="Arial" w:hAnsi="Arial" w:eastAsia="Times New Roman" w:cs="Times New Roman"/>
-          <w:b/>
           <w:b/>
           <w:bCs/>
           <w:sz w:val="21"/>
@@ -189,7 +203,6 @@
         <w:rPr>
           <w:rFonts w:ascii="Arial" w:hAnsi="Arial" w:eastAsia="Times New Roman" w:cs="Times New Roman"/>
           <w:b/>
-          <w:b/>
           <w:bCs/>
           <w:sz w:val="21"/>
           <w:szCs w:val="21"/>
@@ -289,7 +302,6 @@
         <w:pStyle w:val="Heading2"/>
         <w:rPr>
           <w:rFonts w:eastAsia="Times New Roman" w:cs="Times New Roman"/>
-          <w:b/>
           <w:b/>
           <w:bCs/>
           <w:sz w:val="36"/>
@@ -383,7 +395,6 @@
         <w:rPr>
           <w:rFonts w:eastAsia="Calibri" w:cs="Tahoma"/>
           <w:i w:val="false"/>
-          <w:i w:val="false"/>
           <w:iCs w:val="false"/>
           <w:color w:val="auto"/>
           <w:kern w:val="0"/>
@@ -422,7 +433,6 @@
         <w:rPr>
           <w:rFonts w:ascii="Calibri" w:hAnsi="Calibri"/>
           <w:b w:val="false"/>
-          <w:b w:val="false"/>
           <w:bCs w:val="false"/>
           <w:sz w:val="22"/>
           <w:szCs w:val="22"/>
@@ -481,7 +491,6 @@
         <w:rPr>
           <w:rFonts w:ascii="Calibri" w:hAnsi="Calibri"/>
           <w:b w:val="false"/>
-          <w:b w:val="false"/>
           <w:color w:val="3B3B3B"/>
           <w:sz w:val="22"/>
           <w:szCs w:val="22"/>
@@ -510,7 +519,6 @@
         <w:rPr>
           <w:rFonts w:ascii="Calibri" w:hAnsi="Calibri"/>
           <w:b w:val="false"/>
-          <w:b w:val="false"/>
           <w:color w:val="3B3B3B"/>
           <w:sz w:val="22"/>
           <w:szCs w:val="22"/>
@@ -539,7 +547,6 @@
         <w:rPr>
           <w:rFonts w:ascii="Calibri" w:hAnsi="Calibri"/>
           <w:b w:val="false"/>
-          <w:b w:val="false"/>
           <w:color w:val="3B3B3B"/>
           <w:sz w:val="22"/>
           <w:szCs w:val="22"/>
@@ -568,7 +575,6 @@
         <w:rPr>
           <w:rFonts w:ascii="Calibri" w:hAnsi="Calibri"/>
           <w:b w:val="false"/>
-          <w:b w:val="false"/>
           <w:color w:val="3B3B3B"/>
           <w:sz w:val="22"/>
           <w:szCs w:val="22"/>
@@ -597,21 +603,20 @@
         <w:rPr>
           <w:rFonts w:ascii="Calibri" w:hAnsi="Calibri"/>
           <w:b w:val="false"/>
+          <w:color w:val="3B3B3B"/>
+          <w:sz w:val="22"/>
+          <w:szCs w:val="22"/>
+          <w:highlight w:val="white"/>
+        </w:rPr>
+      </w:pPr>
+      <w:r>
+        <w:rPr>
           <w:b w:val="false"/>
           <w:color w:val="3B3B3B"/>
           <w:sz w:val="22"/>
           <w:szCs w:val="22"/>
           <w:highlight w:val="white"/>
         </w:rPr>
-      </w:pPr>
-      <w:r>
-        <w:rPr>
-          <w:b w:val="false"/>
-          <w:color w:val="3B3B3B"/>
-          <w:sz w:val="22"/>
-          <w:szCs w:val="22"/>
-          <w:highlight w:val="white"/>
-        </w:rPr>
         <w:t>Use an LLM as a reference and tutorial tool.</w:t>
       </w:r>
     </w:p>
@@ -627,7 +632,7 @@
     </w:p>
     <w:p>
       <w:pPr>
-        <w:pStyle w:val="TextBody"/>
+        <w:pStyle w:val="BodyText"/>
         <w:rPr/>
       </w:pPr>
       <w:r>
@@ -637,7 +642,7 @@
     </w:p>
     <w:p>
       <w:pPr>
-        <w:pStyle w:val="TextBody"/>
+        <w:pStyle w:val="BodyText"/>
         <w:rPr/>
       </w:pPr>
       <w:r>
@@ -647,7 +652,7 @@
     </w:p>
     <w:p>
       <w:pPr>
-        <w:pStyle w:val="TextBody"/>
+        <w:pStyle w:val="BodyText"/>
         <w:rPr/>
       </w:pPr>
       <w:r>
@@ -657,7 +662,7 @@
     </w:p>
     <w:p>
       <w:pPr>
-        <w:pStyle w:val="TextBody"/>
+        <w:pStyle w:val="BodyText"/>
         <w:rPr/>
       </w:pPr>
       <w:r>
@@ -680,6 +685,7 @@
         <w:tblW w:w="5900" w:type="dxa"/>
         <w:jc w:val="left"/>
         <w:tblInd w:w="639" w:type="dxa"/>
+        <w:tblLayout w:type="fixed"/>
         <w:tblCellMar>
           <w:top w:w="15" w:type="dxa"/>
           <w:left w:w="15" w:type="dxa"/>
@@ -689,7 +695,7 @@
       </w:tblPr>
       <w:tblGrid>
         <w:gridCol w:w="3136"/>
-        <w:gridCol w:w="2763"/>
+        <w:gridCol w:w="2764"/>
       </w:tblGrid>
       <w:tr>
         <w:trPr>
@@ -729,7 +735,7 @@
         </w:tc>
         <w:tc>
           <w:tcPr>
-            <w:tcW w:w="2763" w:type="dxa"/>
+            <w:tcW w:w="2764" w:type="dxa"/>
             <w:tcBorders>
               <w:top w:val="single" w:sz="6" w:space="0" w:color="DDDDDD"/>
               <w:left w:val="single" w:sz="6" w:space="0" w:color="DDDDDD"/>
@@ -798,7 +804,7 @@
         </w:tc>
         <w:tc>
           <w:tcPr>
-            <w:tcW w:w="2763" w:type="dxa"/>
+            <w:tcW w:w="2764" w:type="dxa"/>
             <w:tcBorders>
               <w:top w:val="single" w:sz="6" w:space="0" w:color="DDDDDD"/>
               <w:left w:val="single" w:sz="6" w:space="0" w:color="DDDDDD"/>
@@ -875,7 +881,7 @@
         </w:tc>
         <w:tc>
           <w:tcPr>
-            <w:tcW w:w="2763" w:type="dxa"/>
+            <w:tcW w:w="2764" w:type="dxa"/>
             <w:tcBorders>
               <w:top w:val="single" w:sz="6" w:space="0" w:color="DDDDDD"/>
               <w:left w:val="single" w:sz="6" w:space="0" w:color="DDDDDD"/>
@@ -952,7 +958,7 @@
         </w:tc>
         <w:tc>
           <w:tcPr>
-            <w:tcW w:w="2763" w:type="dxa"/>
+            <w:tcW w:w="2764" w:type="dxa"/>
             <w:tcBorders>
               <w:top w:val="single" w:sz="6" w:space="0" w:color="DDDDDD"/>
               <w:left w:val="single" w:sz="6" w:space="0" w:color="DDDDDD"/>
@@ -1029,7 +1035,7 @@
         </w:tc>
         <w:tc>
           <w:tcPr>
-            <w:tcW w:w="2763" w:type="dxa"/>
+            <w:tcW w:w="2764" w:type="dxa"/>
             <w:tcBorders>
               <w:top w:val="single" w:sz="6" w:space="0" w:color="DDDDDD"/>
               <w:left w:val="single" w:sz="6" w:space="0" w:color="DDDDDD"/>
@@ -1217,7 +1223,7 @@
       <w:hyperlink r:id="rId3">
         <w:r>
           <w:rPr>
-            <w:rStyle w:val="Style"/>
+            <w:rStyle w:val="Style7"/>
             <w:rFonts w:eastAsia="Times New Roman" w:cs="Times New Roman" w:ascii="Arial" w:hAnsi="Arial"/>
             <w:color w:val="0000FF"/>
             <w:sz w:val="21"/>
@@ -1420,8 +1426,6 @@
         <w:rPr>
           <w:rFonts w:ascii="Times New Roman;serif" w:hAnsi="Times New Roman;serif" w:eastAsia="Times New Roman" w:cs="Times New Roman"/>
           <w:b/>
-          <w:b/>
-          <w:i w:val="false"/>
           <w:i w:val="false"/>
           <w:caps w:val="false"/>
           <w:smallCaps w:val="false"/>
@@ -1459,6 +1463,7 @@
         <w:tblW w:w="9543" w:type="dxa"/>
         <w:jc w:val="left"/>
         <w:tblInd w:w="0" w:type="dxa"/>
+        <w:tblLayout w:type="fixed"/>
         <w:tblCellMar>
           <w:top w:w="72" w:type="dxa"/>
           <w:left w:w="144" w:type="dxa"/>
@@ -1468,7 +1473,7 @@
       </w:tblPr>
       <w:tblGrid>
         <w:gridCol w:w="2225"/>
-        <w:gridCol w:w="7317"/>
+        <w:gridCol w:w="7318"/>
       </w:tblGrid>
       <w:tr>
         <w:trPr/>
@@ -1490,12 +1495,10 @@
               <w:shd w:val="clear" w:fill="FFFFFF"/>
               <w:bidi w:val="0"/>
               <w:spacing w:lineRule="auto" w:line="288" w:before="96" w:after="150"/>
-              <w:ind w:left="720" w:right="0" w:hanging="0"/>
+              <w:ind w:hanging="0" w:left="720" w:right="0"/>
               <w:rPr>
                 <w:rFonts w:ascii="Arial;sans-serif" w:hAnsi="Arial;sans-serif"/>
                 <w:b w:val="false"/>
-                <w:b w:val="false"/>
-                <w:i w:val="false"/>
                 <w:i w:val="false"/>
                 <w:caps w:val="false"/>
                 <w:smallCaps w:val="false"/>
@@ -1527,7 +1530,7 @@
         </w:tc>
         <w:tc>
           <w:tcPr>
-            <w:tcW w:w="7317" w:type="dxa"/>
+            <w:tcW w:w="7318" w:type="dxa"/>
             <w:tcBorders>
               <w:top w:val="single" w:sz="4" w:space="0" w:color="000000"/>
               <w:left w:val="single" w:sz="4" w:space="0" w:color="000000"/>
@@ -1543,12 +1546,10 @@
               <w:shd w:val="clear" w:fill="FFFFFF"/>
               <w:bidi w:val="0"/>
               <w:spacing w:lineRule="auto" w:line="288" w:before="96" w:after="150"/>
-              <w:ind w:left="720" w:right="0" w:hanging="0"/>
+              <w:ind w:hanging="0" w:left="720" w:right="0"/>
               <w:rPr>
                 <w:rFonts w:ascii="Arial;sans-serif" w:hAnsi="Arial;sans-serif" w:eastAsia="Calibri" w:cs="Tahoma"/>
                 <w:b w:val="false"/>
-                <w:b w:val="false"/>
-                <w:i w:val="false"/>
                 <w:i w:val="false"/>
                 <w:caps w:val="false"/>
                 <w:smallCaps w:val="false"/>
@@ -1605,12 +1606,10 @@
               <w:shd w:val="clear" w:fill="FFFFFF"/>
               <w:bidi w:val="0"/>
               <w:spacing w:lineRule="auto" w:line="288" w:before="96" w:after="150"/>
-              <w:ind w:left="720" w:right="0" w:hanging="0"/>
+              <w:ind w:hanging="0" w:left="720" w:right="0"/>
               <w:rPr>
                 <w:rFonts w:ascii="Arial;sans-serif" w:hAnsi="Arial;sans-serif"/>
                 <w:b w:val="false"/>
-                <w:b w:val="false"/>
-                <w:i w:val="false"/>
                 <w:i w:val="false"/>
                 <w:caps w:val="false"/>
                 <w:smallCaps w:val="false"/>
@@ -1642,7 +1641,7 @@
         </w:tc>
         <w:tc>
           <w:tcPr>
-            <w:tcW w:w="7317" w:type="dxa"/>
+            <w:tcW w:w="7318" w:type="dxa"/>
             <w:tcBorders>
               <w:top w:val="single" w:sz="4" w:space="0" w:color="000000"/>
               <w:left w:val="single" w:sz="4" w:space="0" w:color="000000"/>
@@ -1658,12 +1657,10 @@
               <w:shd w:val="clear" w:fill="FFFFFF"/>
               <w:bidi w:val="0"/>
               <w:spacing w:lineRule="auto" w:line="288" w:before="96" w:after="150"/>
-              <w:ind w:left="720" w:right="0" w:hanging="0"/>
+              <w:ind w:hanging="0" w:left="720" w:right="0"/>
               <w:rPr>
                 <w:rFonts w:ascii="Arial;sans-serif" w:hAnsi="Arial;sans-serif"/>
                 <w:b w:val="false"/>
-                <w:b w:val="false"/>
-                <w:i w:val="false"/>
                 <w:i w:val="false"/>
                 <w:caps w:val="false"/>
                 <w:smallCaps w:val="false"/>
@@ -1698,12 +1695,10 @@
               <w:shd w:val="clear" w:fill="FFFFFF"/>
               <w:bidi w:val="0"/>
               <w:spacing w:lineRule="auto" w:line="288" w:before="96" w:after="150"/>
-              <w:ind w:left="720" w:right="0" w:hanging="0"/>
+              <w:ind w:hanging="0" w:left="720" w:right="0"/>
               <w:rPr>
                 <w:rFonts w:ascii="Arial;sans-serif" w:hAnsi="Arial;sans-serif"/>
                 <w:b w:val="false"/>
-                <w:b w:val="false"/>
-                <w:i w:val="false"/>
                 <w:i w:val="false"/>
                 <w:caps w:val="false"/>
                 <w:smallCaps w:val="false"/>
@@ -1754,12 +1749,10 @@
               <w:shd w:val="clear" w:fill="FFFFFF"/>
               <w:bidi w:val="0"/>
               <w:spacing w:lineRule="auto" w:line="288" w:before="96" w:after="150"/>
-              <w:ind w:left="720" w:right="0" w:hanging="0"/>
+              <w:ind w:hanging="0" w:left="720" w:right="0"/>
               <w:rPr>
                 <w:rFonts w:ascii="Arial;sans-serif" w:hAnsi="Arial;sans-serif"/>
                 <w:b w:val="false"/>
-                <w:b w:val="false"/>
-                <w:i w:val="false"/>
                 <w:i w:val="false"/>
                 <w:caps w:val="false"/>
                 <w:smallCaps w:val="false"/>
@@ -1791,7 +1784,7 @@
         </w:tc>
         <w:tc>
           <w:tcPr>
-            <w:tcW w:w="7317" w:type="dxa"/>
+            <w:tcW w:w="7318" w:type="dxa"/>
             <w:tcBorders>
               <w:top w:val="single" w:sz="4" w:space="0" w:color="000000"/>
               <w:left w:val="single" w:sz="4" w:space="0" w:color="000000"/>
@@ -1807,12 +1800,10 @@
               <w:shd w:val="clear" w:fill="FFFFFF"/>
               <w:bidi w:val="0"/>
               <w:spacing w:lineRule="auto" w:line="288" w:before="96" w:after="150"/>
-              <w:ind w:left="720" w:right="0" w:hanging="0"/>
+              <w:ind w:hanging="0" w:left="720" w:right="0"/>
               <w:rPr>
                 <w:rFonts w:ascii="Arial;sans-serif" w:hAnsi="Arial;sans-serif" w:eastAsia="Calibri" w:cs="Tahoma"/>
                 <w:b w:val="false"/>
-                <w:b w:val="false"/>
-                <w:i w:val="false"/>
                 <w:i w:val="false"/>
                 <w:caps w:val="false"/>
                 <w:smallCaps w:val="false"/>
@@ -1869,12 +1860,10 @@
               <w:shd w:val="clear" w:fill="FFFFFF"/>
               <w:bidi w:val="0"/>
               <w:spacing w:lineRule="auto" w:line="288" w:before="96" w:after="150"/>
-              <w:ind w:left="720" w:right="0" w:hanging="0"/>
+              <w:ind w:hanging="0" w:left="720" w:right="0"/>
               <w:rPr>
                 <w:rFonts w:ascii="Arial;sans-serif" w:hAnsi="Arial;sans-serif"/>
                 <w:b w:val="false"/>
-                <w:b w:val="false"/>
-                <w:i w:val="false"/>
                 <w:i w:val="false"/>
                 <w:caps w:val="false"/>
                 <w:smallCaps w:val="false"/>
@@ -1906,7 +1895,7 @@
         </w:tc>
         <w:tc>
           <w:tcPr>
-            <w:tcW w:w="7317" w:type="dxa"/>
+            <w:tcW w:w="7318" w:type="dxa"/>
             <w:tcBorders>
               <w:top w:val="single" w:sz="4" w:space="0" w:color="000000"/>
               <w:left w:val="single" w:sz="4" w:space="0" w:color="000000"/>
@@ -1922,12 +1911,10 @@
               <w:shd w:val="clear" w:fill="FFFFFF"/>
               <w:bidi w:val="0"/>
               <w:spacing w:lineRule="auto" w:line="288" w:before="96" w:after="150"/>
-              <w:ind w:left="720" w:right="0" w:hanging="0"/>
+              <w:ind w:hanging="0" w:left="720" w:right="0"/>
               <w:rPr>
                 <w:rFonts w:ascii="Arial;sans-serif" w:hAnsi="Arial;sans-serif" w:eastAsia="Calibri" w:cs="Tahoma"/>
                 <w:b w:val="false"/>
-                <w:b w:val="false"/>
-                <w:i w:val="false"/>
                 <w:i w:val="false"/>
                 <w:caps w:val="false"/>
                 <w:smallCaps w:val="false"/>
@@ -1984,12 +1971,10 @@
               <w:shd w:val="clear" w:fill="FFFFFF"/>
               <w:bidi w:val="0"/>
               <w:spacing w:lineRule="auto" w:line="288" w:before="96" w:after="150"/>
-              <w:ind w:left="720" w:right="0" w:hanging="0"/>
+              <w:ind w:hanging="0" w:left="720" w:right="0"/>
               <w:rPr>
                 <w:rFonts w:ascii="Arial;sans-serif" w:hAnsi="Arial;sans-serif"/>
                 <w:b w:val="false"/>
-                <w:b w:val="false"/>
-                <w:i w:val="false"/>
                 <w:i w:val="false"/>
                 <w:caps w:val="false"/>
                 <w:smallCaps w:val="false"/>
@@ -2021,7 +2006,7 @@
         </w:tc>
         <w:tc>
           <w:tcPr>
-            <w:tcW w:w="7317" w:type="dxa"/>
+            <w:tcW w:w="7318" w:type="dxa"/>
             <w:tcBorders>
               <w:top w:val="single" w:sz="4" w:space="0" w:color="000000"/>
               <w:left w:val="single" w:sz="4" w:space="0" w:color="000000"/>
@@ -2037,12 +2022,10 @@
               <w:shd w:val="clear" w:fill="FFFFFF"/>
               <w:bidi w:val="0"/>
               <w:spacing w:lineRule="auto" w:line="288" w:before="96" w:after="150"/>
-              <w:ind w:left="720" w:right="0" w:hanging="0"/>
+              <w:ind w:hanging="0" w:left="720" w:right="0"/>
               <w:rPr>
                 <w:rFonts w:ascii="Arial;sans-serif" w:hAnsi="Arial;sans-serif"/>
                 <w:b w:val="false"/>
-                <w:b w:val="false"/>
-                <w:i w:val="false"/>
                 <w:i w:val="false"/>
                 <w:caps w:val="false"/>
                 <w:smallCaps w:val="false"/>
@@ -2093,12 +2076,10 @@
               <w:shd w:val="clear" w:fill="FFFFFF"/>
               <w:bidi w:val="0"/>
               <w:spacing w:lineRule="auto" w:line="288" w:before="96" w:after="150"/>
-              <w:ind w:left="720" w:right="0" w:hanging="0"/>
+              <w:ind w:hanging="0" w:left="720" w:right="0"/>
               <w:rPr>
                 <w:rFonts w:ascii="Arial;sans-serif" w:hAnsi="Arial;sans-serif"/>
                 <w:b w:val="false"/>
-                <w:b w:val="false"/>
-                <w:i w:val="false"/>
                 <w:i w:val="false"/>
                 <w:caps w:val="false"/>
                 <w:smallCaps w:val="false"/>
@@ -2130,7 +2111,7 @@
         </w:tc>
         <w:tc>
           <w:tcPr>
-            <w:tcW w:w="7317" w:type="dxa"/>
+            <w:tcW w:w="7318" w:type="dxa"/>
             <w:tcBorders>
               <w:top w:val="single" w:sz="4" w:space="0" w:color="000000"/>
               <w:left w:val="single" w:sz="4" w:space="0" w:color="000000"/>
@@ -2146,12 +2127,10 @@
               <w:shd w:val="clear" w:fill="FFFFFF"/>
               <w:bidi w:val="0"/>
               <w:spacing w:lineRule="auto" w:line="288" w:before="96" w:after="150"/>
-              <w:ind w:left="720" w:right="0" w:hanging="0"/>
+              <w:ind w:hanging="0" w:left="720" w:right="0"/>
               <w:rPr>
                 <w:rFonts w:ascii="Arial;sans-serif" w:hAnsi="Arial;sans-serif" w:eastAsia="Calibri" w:cs="Tahoma"/>
                 <w:b w:val="false"/>
-                <w:b w:val="false"/>
-                <w:i w:val="false"/>
                 <w:i w:val="false"/>
                 <w:caps w:val="false"/>
                 <w:smallCaps w:val="false"/>
@@ -2208,12 +2187,10 @@
               <w:shd w:val="clear" w:fill="FFFFFF"/>
               <w:bidi w:val="0"/>
               <w:spacing w:lineRule="auto" w:line="288" w:before="96" w:after="150"/>
-              <w:ind w:left="720" w:right="0" w:hanging="0"/>
+              <w:ind w:hanging="0" w:left="720" w:right="0"/>
               <w:rPr>
                 <w:rFonts w:ascii="Arial;sans-serif" w:hAnsi="Arial;sans-serif"/>
                 <w:b w:val="false"/>
-                <w:b w:val="false"/>
-                <w:i w:val="false"/>
                 <w:i w:val="false"/>
                 <w:caps w:val="false"/>
                 <w:smallCaps w:val="false"/>
@@ -2245,7 +2222,7 @@
         </w:tc>
         <w:tc>
           <w:tcPr>
-            <w:tcW w:w="7317" w:type="dxa"/>
+            <w:tcW w:w="7318" w:type="dxa"/>
             <w:tcBorders>
               <w:top w:val="single" w:sz="4" w:space="0" w:color="000000"/>
               <w:left w:val="single" w:sz="4" w:space="0" w:color="000000"/>
@@ -2261,12 +2238,10 @@
               <w:shd w:val="clear" w:fill="FFFFFF"/>
               <w:bidi w:val="0"/>
               <w:spacing w:lineRule="auto" w:line="288" w:before="96" w:after="150"/>
-              <w:ind w:left="720" w:right="0" w:hanging="0"/>
+              <w:ind w:hanging="0" w:left="720" w:right="0"/>
               <w:rPr>
                 <w:rFonts w:ascii="Arial;sans-serif" w:hAnsi="Arial;sans-serif" w:eastAsia="Calibri" w:cs="Tahoma"/>
                 <w:b w:val="false"/>
-                <w:b w:val="false"/>
-                <w:i w:val="false"/>
                 <w:i w:val="false"/>
                 <w:caps w:val="false"/>
                 <w:smallCaps w:val="false"/>
@@ -2323,12 +2298,10 @@
               <w:shd w:val="clear" w:fill="FFFFFF"/>
               <w:bidi w:val="0"/>
               <w:spacing w:lineRule="auto" w:line="288" w:before="96" w:after="150"/>
-              <w:ind w:left="720" w:right="0" w:hanging="0"/>
+              <w:ind w:hanging="0" w:left="720" w:right="0"/>
               <w:rPr>
                 <w:rFonts w:ascii="Arial;sans-serif" w:hAnsi="Arial;sans-serif"/>
                 <w:b w:val="false"/>
-                <w:b w:val="false"/>
-                <w:i w:val="false"/>
                 <w:i w:val="false"/>
                 <w:caps w:val="false"/>
                 <w:smallCaps w:val="false"/>
@@ -2360,7 +2333,7 @@
         </w:tc>
         <w:tc>
           <w:tcPr>
-            <w:tcW w:w="7317" w:type="dxa"/>
+            <w:tcW w:w="7318" w:type="dxa"/>
             <w:tcBorders>
               <w:top w:val="single" w:sz="4" w:space="0" w:color="000000"/>
               <w:left w:val="single" w:sz="4" w:space="0" w:color="000000"/>
@@ -2376,12 +2349,10 @@
               <w:shd w:val="clear" w:fill="FFFFFF"/>
               <w:bidi w:val="0"/>
               <w:spacing w:lineRule="auto" w:line="288" w:before="96" w:after="150"/>
-              <w:ind w:left="720" w:right="0" w:hanging="0"/>
+              <w:ind w:hanging="0" w:left="720" w:right="0"/>
               <w:rPr>
                 <w:rFonts w:ascii="Arial;sans-serif" w:hAnsi="Arial;sans-serif" w:eastAsia="Calibri" w:cs="Tahoma"/>
                 <w:b w:val="false"/>
-                <w:b w:val="false"/>
-                <w:i w:val="false"/>
                 <w:i w:val="false"/>
                 <w:caps w:val="false"/>
                 <w:smallCaps w:val="false"/>
@@ -2438,12 +2409,10 @@
               <w:shd w:val="clear" w:fill="FFFFFF"/>
               <w:bidi w:val="0"/>
               <w:spacing w:lineRule="auto" w:line="288" w:before="96" w:after="150"/>
-              <w:ind w:left="720" w:right="0" w:hanging="0"/>
+              <w:ind w:hanging="0" w:left="720" w:right="0"/>
               <w:rPr>
                 <w:rFonts w:ascii="Arial;sans-serif" w:hAnsi="Arial;sans-serif"/>
                 <w:b w:val="false"/>
-                <w:b w:val="false"/>
-                <w:i w:val="false"/>
                 <w:i w:val="false"/>
                 <w:caps w:val="false"/>
                 <w:smallCaps w:val="false"/>
@@ -2475,7 +2444,7 @@
         </w:tc>
         <w:tc>
           <w:tcPr>
-            <w:tcW w:w="7317" w:type="dxa"/>
+            <w:tcW w:w="7318" w:type="dxa"/>
             <w:tcBorders>
               <w:top w:val="single" w:sz="4" w:space="0" w:color="000000"/>
               <w:left w:val="single" w:sz="4" w:space="0" w:color="000000"/>
@@ -2491,12 +2460,10 @@
               <w:shd w:val="clear" w:fill="FFFFFF"/>
               <w:bidi w:val="0"/>
               <w:spacing w:lineRule="auto" w:line="288" w:before="96" w:after="150"/>
-              <w:ind w:left="720" w:right="0" w:hanging="0"/>
+              <w:ind w:hanging="0" w:left="720" w:right="0"/>
               <w:rPr>
                 <w:rFonts w:ascii="Arial;sans-serif" w:hAnsi="Arial;sans-serif" w:eastAsia="Calibri" w:cs="Tahoma"/>
                 <w:b w:val="false"/>
-                <w:b w:val="false"/>
-                <w:i w:val="false"/>
                 <w:i w:val="false"/>
                 <w:caps w:val="false"/>
                 <w:smallCaps w:val="false"/>
@@ -2553,12 +2520,10 @@
               <w:shd w:val="clear" w:fill="FFFFFF"/>
               <w:bidi w:val="0"/>
               <w:spacing w:lineRule="auto" w:line="288" w:before="96" w:after="150"/>
-              <w:ind w:left="720" w:right="0" w:hanging="0"/>
+              <w:ind w:hanging="0" w:left="720" w:right="0"/>
               <w:rPr>
                 <w:rFonts w:ascii="Arial;sans-serif" w:hAnsi="Arial;sans-serif"/>
                 <w:b w:val="false"/>
-                <w:b w:val="false"/>
-                <w:i w:val="false"/>
                 <w:i w:val="false"/>
                 <w:caps w:val="false"/>
                 <w:smallCaps w:val="false"/>
@@ -2590,7 +2555,7 @@
         </w:tc>
         <w:tc>
           <w:tcPr>
-            <w:tcW w:w="7317" w:type="dxa"/>
+            <w:tcW w:w="7318" w:type="dxa"/>
             <w:tcBorders>
               <w:top w:val="single" w:sz="4" w:space="0" w:color="000000"/>
               <w:left w:val="single" w:sz="4" w:space="0" w:color="000000"/>
@@ -2606,12 +2571,10 @@
               <w:shd w:val="clear" w:fill="FFFFFF"/>
               <w:bidi w:val="0"/>
               <w:spacing w:lineRule="auto" w:line="288" w:before="96" w:after="150"/>
-              <w:ind w:left="720" w:right="0" w:hanging="0"/>
+              <w:ind w:hanging="0" w:left="720" w:right="0"/>
               <w:rPr>
                 <w:rFonts w:ascii="Arial;sans-serif" w:hAnsi="Arial;sans-serif" w:eastAsia="Calibri" w:cs="Tahoma"/>
                 <w:b w:val="false"/>
-                <w:b w:val="false"/>
-                <w:i w:val="false"/>
                 <w:i w:val="false"/>
                 <w:caps w:val="false"/>
                 <w:smallCaps w:val="false"/>
@@ -2655,8 +2618,6 @@
         <w:rPr>
           <w:rFonts w:ascii="Times New Roman;serif" w:hAnsi="Times New Roman;serif" w:eastAsia="Times New Roman" w:cs="Times New Roman"/>
           <w:b/>
-          <w:b/>
-          <w:i w:val="false"/>
           <w:i w:val="false"/>
           <w:caps w:val="false"/>
           <w:smallCaps w:val="false"/>
@@ -2693,7 +2654,7 @@
         <w:sectPr>
           <w:type w:val="nextPage"/>
           <w:pgSz w:w="12240" w:h="15840"/>
-          <w:pgMar w:left="1440" w:right="1440" w:header="0" w:top="1440" w:footer="0" w:bottom="1440" w:gutter="0"/>
+          <w:pgMar w:left="1440" w:right="1440" w:gutter="0" w:header="0" w:top="1440" w:footer="0" w:bottom="1440"/>
           <w:pgNumType w:fmt="decimal"/>
           <w:formProt w:val="false"/>
           <w:textDirection w:val="lrTb"/>
@@ -2706,23 +2667,21 @@
         <w:pStyle w:val="Normal"/>
         <w:widowControl/>
         <w:spacing w:before="0" w:after="0"/>
-        <w:ind w:left="0" w:right="0" w:hanging="0"/>
-        <w:rPr>
-          <w:rFonts w:ascii="Arial;Helvetica;sans-serif" w:hAnsi="Arial;Helvetica;sans-serif"/>
-          <w:b w:val="false"/>
-          <w:b w:val="false"/>
-          <w:i w:val="false"/>
-          <w:i w:val="false"/>
-          <w:sz w:val="24"/>
-        </w:rPr>
-      </w:pPr>
-      <w:r>
+        <w:ind w:hanging="0" w:left="0" w:right="0"/>
         <w:rPr>
           <w:rFonts w:ascii="Arial;Helvetica;sans-serif" w:hAnsi="Arial;Helvetica;sans-serif"/>
           <w:b w:val="false"/>
           <w:i w:val="false"/>
           <w:sz w:val="24"/>
         </w:rPr>
+      </w:pPr>
+      <w:r>
+        <w:rPr>
+          <w:rFonts w:ascii="Arial;Helvetica;sans-serif" w:hAnsi="Arial;Helvetica;sans-serif"/>
+          <w:b w:val="false"/>
+          <w:i w:val="false"/>
+          <w:sz w:val="24"/>
+        </w:rPr>
       </w:r>
     </w:p>
     <w:p>
@@ -2766,7 +2725,7 @@
         <w:sectPr>
           <w:type w:val="continuous"/>
           <w:pgSz w:w="12240" w:h="15840"/>
-          <w:pgMar w:left="1440" w:right="1440" w:header="0" w:top="1440" w:footer="0" w:bottom="1440" w:gutter="0"/>
+          <w:pgMar w:left="1440" w:right="1440" w:gutter="0" w:header="0" w:top="1440" w:footer="0" w:bottom="1440"/>
           <w:cols w:num="2" w:equalWidth="false" w:sep="false">
             <w:col w:w="7699" w:space="332"/>
             <w:col w:w="1328"/>
@@ -2781,7 +2740,7 @@
       <w:pPr>
         <w:pStyle w:val="Normal"/>
         <w:widowControl/>
-        <w:overflowPunct w:val="false"/>
+        <w:overflowPunct w:val="true"/>
         <w:bidi w:val="0"/>
         <w:spacing w:lineRule="auto" w:line="259" w:before="0" w:after="160"/>
         <w:jc w:val="left"/>
@@ -2794,7 +2753,7 @@
     <w:sectPr>
       <w:type w:val="continuous"/>
       <w:pgSz w:w="12240" w:h="15840"/>
-      <w:pgMar w:left="1440" w:right="1440" w:header="0" w:top="1440" w:footer="0" w:bottom="1440" w:gutter="0"/>
+      <w:pgMar w:left="1440" w:right="1440" w:gutter="0" w:header="0" w:top="1440" w:footer="0" w:bottom="1440"/>
       <w:formProt w:val="false"/>
       <w:textDirection w:val="lrTb"/>
       <w:docGrid w:type="default" w:linePitch="360" w:charSpace="4096"/>
@@ -2804,7 +2763,7 @@
 </file>
 
 <file path=word/numbering.xml><?xml version="1.0" encoding="utf-8"?>
-<w:numbering xmlns:w="http://schemas.openxmlformats.org/wordprocessingml/2006/main" xmlns:o="urn:schemas-microsoft-com:office:office" xmlns:r="http://schemas.openxmlformats.org/officeDocument/2006/relationships" xmlns:v="urn:schemas-microsoft-com:vml">
+<w:numbering xmlns:w="http://schemas.openxmlformats.org/wordprocessingml/2006/main" xmlns:o="urn:schemas-microsoft-com:office:office" xmlns:r="http://schemas.openxmlformats.org/officeDocument/2006/relationships" xmlns:v="urn:schemas-microsoft-com:vml" xmlns:mc="http://schemas.openxmlformats.org/markup-compatibility/2006" xmlns:w14="http://schemas.microsoft.com/office/word/2010/wordml" mc:Ignorable="w14">
   <w:abstractNum w:abstractNumId="1">
     <w:lvl w:ilvl="0">
       <w:start w:val="1"/>
@@ -2819,7 +2778,6 @@
       </w:pPr>
       <w:rPr>
         <w:rFonts w:ascii="Symbol" w:hAnsi="Symbol" w:cs="Symbol" w:hint="default"/>
-        <w:rFonts w:cs="OpenSymbol"/>
       </w:rPr>
     </w:lvl>
     <w:lvl w:ilvl="1">
@@ -2835,7 +2793,6 @@
       </w:pPr>
       <w:rPr>
         <w:rFonts w:ascii="OpenSymbol" w:hAnsi="OpenSymbol" w:cs="OpenSymbol" w:hint="default"/>
-        <w:rFonts w:cs="OpenSymbol"/>
       </w:rPr>
     </w:lvl>
     <w:lvl w:ilvl="2">
@@ -2851,7 +2808,6 @@
       </w:pPr>
       <w:rPr>
         <w:rFonts w:ascii="OpenSymbol" w:hAnsi="OpenSymbol" w:cs="OpenSymbol" w:hint="default"/>
-        <w:rFonts w:cs="OpenSymbol"/>
       </w:rPr>
     </w:lvl>
     <w:lvl w:ilvl="3">
@@ -2867,7 +2823,6 @@
       </w:pPr>
       <w:rPr>
         <w:rFonts w:ascii="Symbol" w:hAnsi="Symbol" w:cs="Symbol" w:hint="default"/>
-        <w:rFonts w:cs="OpenSymbol"/>
       </w:rPr>
     </w:lvl>
     <w:lvl w:ilvl="4">
@@ -2883,7 +2838,6 @@
       </w:pPr>
       <w:rPr>
         <w:rFonts w:ascii="OpenSymbol" w:hAnsi="OpenSymbol" w:cs="OpenSymbol" w:hint="default"/>
-        <w:rFonts w:cs="OpenSymbol"/>
       </w:rPr>
     </w:lvl>
     <w:lvl w:ilvl="5">
@@ -2899,7 +2853,6 @@
       </w:pPr>
       <w:rPr>
         <w:rFonts w:ascii="OpenSymbol" w:hAnsi="OpenSymbol" w:cs="OpenSymbol" w:hint="default"/>
-        <w:rFonts w:cs="OpenSymbol"/>
       </w:rPr>
     </w:lvl>
     <w:lvl w:ilvl="6">
@@ -2915,7 +2868,6 @@
       </w:pPr>
       <w:rPr>
         <w:rFonts w:ascii="Symbol" w:hAnsi="Symbol" w:cs="Symbol" w:hint="default"/>
-        <w:rFonts w:cs="OpenSymbol"/>
       </w:rPr>
     </w:lvl>
     <w:lvl w:ilvl="7">
@@ -2931,7 +2883,6 @@
       </w:pPr>
       <w:rPr>
         <w:rFonts w:ascii="OpenSymbol" w:hAnsi="OpenSymbol" w:cs="OpenSymbol" w:hint="default"/>
-        <w:rFonts w:cs="OpenSymbol"/>
       </w:rPr>
     </w:lvl>
     <w:lvl w:ilvl="8">
@@ -2947,7 +2898,6 @@
       </w:pPr>
       <w:rPr>
         <w:rFonts w:ascii="OpenSymbol" w:hAnsi="OpenSymbol" w:cs="OpenSymbol" w:hint="default"/>
-        <w:rFonts w:cs="OpenSymbol"/>
       </w:rPr>
     </w:lvl>
   </w:abstractNum>
@@ -2965,9 +2915,8 @@
       </w:pPr>
       <w:rPr>
         <w:rFonts w:ascii="Symbol" w:hAnsi="Symbol" w:cs="Symbol" w:hint="default"/>
+        <w:b w:val="false"/>
         <w:sz w:val="22"/>
-        <w:b w:val="false"/>
-        <w:rFonts w:cs="OpenSymbol"/>
       </w:rPr>
     </w:lvl>
     <w:lvl w:ilvl="1">
@@ -2983,7 +2932,6 @@
       </w:pPr>
       <w:rPr>
         <w:rFonts w:ascii="OpenSymbol" w:hAnsi="OpenSymbol" w:cs="OpenSymbol" w:hint="default"/>
-        <w:rFonts w:cs="OpenSymbol"/>
       </w:rPr>
     </w:lvl>
     <w:lvl w:ilvl="2">
@@ -2999,7 +2947,6 @@
       </w:pPr>
       <w:rPr>
         <w:rFonts w:ascii="OpenSymbol" w:hAnsi="OpenSymbol" w:cs="OpenSymbol" w:hint="default"/>
-        <w:rFonts w:cs="OpenSymbol"/>
       </w:rPr>
     </w:lvl>
     <w:lvl w:ilvl="3">
@@ -3015,7 +2962,6 @@
       </w:pPr>
       <w:rPr>
         <w:rFonts w:ascii="Symbol" w:hAnsi="Symbol" w:cs="Symbol" w:hint="default"/>
-        <w:rFonts w:cs="OpenSymbol"/>
       </w:rPr>
     </w:lvl>
     <w:lvl w:ilvl="4">
@@ -3031,7 +2977,6 @@
       </w:pPr>
       <w:rPr>
         <w:rFonts w:ascii="OpenSymbol" w:hAnsi="OpenSymbol" w:cs="OpenSymbol" w:hint="default"/>
-        <w:rFonts w:cs="OpenSymbol"/>
       </w:rPr>
     </w:lvl>
     <w:lvl w:ilvl="5">
@@ -3047,7 +2992,6 @@
       </w:pPr>
       <w:rPr>
         <w:rFonts w:ascii="OpenSymbol" w:hAnsi="OpenSymbol" w:cs="OpenSymbol" w:hint="default"/>
-        <w:rFonts w:cs="OpenSymbol"/>
       </w:rPr>
     </w:lvl>
     <w:lvl w:ilvl="6">
@@ -3063,7 +3007,6 @@
       </w:pPr>
       <w:rPr>
         <w:rFonts w:ascii="Symbol" w:hAnsi="Symbol" w:cs="Symbol" w:hint="default"/>
-        <w:rFonts w:cs="OpenSymbol"/>
       </w:rPr>
     </w:lvl>
     <w:lvl w:ilvl="7">
@@ -3079,7 +3022,6 @@
       </w:pPr>
       <w:rPr>
         <w:rFonts w:ascii="OpenSymbol" w:hAnsi="OpenSymbol" w:cs="OpenSymbol" w:hint="default"/>
-        <w:rFonts w:cs="OpenSymbol"/>
       </w:rPr>
     </w:lvl>
     <w:lvl w:ilvl="8">
@@ -3095,7 +3037,6 @@
       </w:pPr>
       <w:rPr>
         <w:rFonts w:ascii="OpenSymbol" w:hAnsi="OpenSymbol" w:cs="OpenSymbol" w:hint="default"/>
-        <w:rFonts w:cs="OpenSymbol"/>
       </w:rPr>
     </w:lvl>
   </w:abstractNum>
@@ -3107,6 +3048,9 @@
       <w:lvlText w:val=""/>
       <w:lvlJc w:val="left"/>
       <w:pPr>
+        <w:tabs>
+          <w:tab w:val="num" w:pos="0"/>
+        </w:tabs>
         <w:ind w:left="0" w:hanging="0"/>
       </w:pPr>
     </w:lvl>
@@ -3117,6 +3061,9 @@
       <w:lvlText w:val=""/>
       <w:lvlJc w:val="left"/>
       <w:pPr>
+        <w:tabs>
+          <w:tab w:val="num" w:pos="0"/>
+        </w:tabs>
         <w:ind w:left="0" w:hanging="0"/>
       </w:pPr>
     </w:lvl>
@@ -3127,6 +3074,9 @@
       <w:lvlText w:val=""/>
       <w:lvlJc w:val="left"/>
       <w:pPr>
+        <w:tabs>
+          <w:tab w:val="num" w:pos="0"/>
+        </w:tabs>
         <w:ind w:left="0" w:hanging="0"/>
       </w:pPr>
     </w:lvl>
@@ -3137,6 +3087,9 @@
       <w:lvlText w:val=""/>
       <w:lvlJc w:val="left"/>
       <w:pPr>
+        <w:tabs>
+          <w:tab w:val="num" w:pos="0"/>
+        </w:tabs>
         <w:ind w:left="0" w:hanging="0"/>
       </w:pPr>
     </w:lvl>
@@ -3147,6 +3100,9 @@
       <w:lvlText w:val=""/>
       <w:lvlJc w:val="left"/>
       <w:pPr>
+        <w:tabs>
+          <w:tab w:val="num" w:pos="0"/>
+        </w:tabs>
         <w:ind w:left="0" w:hanging="0"/>
       </w:pPr>
     </w:lvl>
@@ -3157,6 +3113,9 @@
       <w:lvlText w:val=""/>
       <w:lvlJc w:val="left"/>
       <w:pPr>
+        <w:tabs>
+          <w:tab w:val="num" w:pos="0"/>
+        </w:tabs>
         <w:ind w:left="0" w:hanging="0"/>
       </w:pPr>
     </w:lvl>
@@ -3167,6 +3126,9 @@
       <w:lvlText w:val=""/>
       <w:lvlJc w:val="left"/>
       <w:pPr>
+        <w:tabs>
+          <w:tab w:val="num" w:pos="0"/>
+        </w:tabs>
         <w:ind w:left="0" w:hanging="0"/>
       </w:pPr>
     </w:lvl>
@@ -3177,6 +3139,9 @@
       <w:lvlText w:val=""/>
       <w:lvlJc w:val="left"/>
       <w:pPr>
+        <w:tabs>
+          <w:tab w:val="num" w:pos="0"/>
+        </w:tabs>
         <w:ind w:left="0" w:hanging="0"/>
       </w:pPr>
     </w:lvl>
@@ -3187,6 +3152,9 @@
       <w:lvlText w:val=""/>
       <w:lvlJc w:val="left"/>
       <w:pPr>
+        <w:tabs>
+          <w:tab w:val="num" w:pos="0"/>
+        </w:tabs>
         <w:ind w:left="0" w:hanging="0"/>
       </w:pPr>
     </w:lvl>
@@ -3216,7 +3184,9 @@
       </w:rPr>
     </w:rPrDefault>
     <w:pPrDefault>
-      <w:pPr/>
+      <w:pPr>
+        <w:suppressAutoHyphens w:val="true"/>
+      </w:pPr>
     </w:pPrDefault>
   </w:docDefaults>
   <w:style w:type="paragraph" w:styleId="Normal">
@@ -3224,7 +3194,7 @@
     <w:qFormat/>
     <w:pPr>
       <w:widowControl/>
-      <w:overflowPunct w:val="false"/>
+      <w:overflowPunct w:val="true"/>
       <w:bidi w:val="0"/>
       <w:spacing w:lineRule="auto" w:line="259" w:before="0" w:after="160"/>
       <w:jc w:val="left"/>
@@ -3239,7 +3209,7 @@
     </w:rPr>
   </w:style>
   <w:style w:type="paragraph" w:styleId="Heading1">
-    <w:name w:val="Heading 1"/>
+    <w:name w:val="heading 1"/>
     <w:basedOn w:val="Normal"/>
     <w:qFormat/>
     <w:pPr>
@@ -3256,7 +3226,7 @@
     </w:rPr>
   </w:style>
   <w:style w:type="paragraph" w:styleId="Heading2">
-    <w:name w:val="Heading 2"/>
+    <w:name w:val="heading 2"/>
     <w:basedOn w:val="Normal"/>
     <w:qFormat/>
     <w:pPr>
@@ -3301,19 +3271,19 @@
       <w:szCs w:val="36"/>
     </w:rPr>
   </w:style>
-  <w:style w:type="character" w:styleId="Blocknode">
+  <w:style w:type="character" w:styleId="block-node">
     <w:name w:val="block-node"/>
     <w:basedOn w:val="DefaultParagraphFont"/>
     <w:qFormat/>
     <w:rPr/>
   </w:style>
-  <w:style w:type="character" w:styleId="Cellcontent">
+  <w:style w:type="character" w:styleId="cell-content">
     <w:name w:val="cell-content"/>
     <w:basedOn w:val="DefaultParagraphFont"/>
     <w:qFormat/>
     <w:rPr/>
   </w:style>
-  <w:style w:type="character" w:styleId="Cellname">
+  <w:style w:type="character" w:styleId="cell-name">
     <w:name w:val="cell-name"/>
     <w:basedOn w:val="DefaultParagraphFont"/>
     <w:qFormat/>
@@ -3328,9 +3298,10 @@
       <w:bCs/>
     </w:rPr>
   </w:style>
-  <w:style w:type="character" w:styleId="InternetLink">
-    <w:name w:val="Internet Link"/>
+  <w:style w:type="character" w:styleId="InternetLinkuser">
+    <w:name w:val="Internet Link (user)"/>
     <w:basedOn w:val="DefaultParagraphFont"/>
+    <w:qFormat/>
     <w:rPr>
       <w:color w:val="0000FF"/>
       <w:u w:val="single"/>
@@ -3341,17 +3312,24 @@
     <w:qFormat/>
     <w:rPr/>
   </w:style>
-  <w:style w:type="character" w:styleId="Bullets">
-    <w:name w:val="Bullets"/>
+  <w:style w:type="character" w:styleId="Bulletsuser">
+    <w:name w:val="Bullets (user)"/>
     <w:qFormat/>
     <w:rPr>
       <w:rFonts w:ascii="OpenSymbol" w:hAnsi="OpenSymbol" w:eastAsia="OpenSymbol" w:cs="OpenSymbol"/>
     </w:rPr>
   </w:style>
+  <w:style w:type="character" w:styleId="Hyperlink">
+    <w:name w:val="Hyperlink"/>
+    <w:rPr>
+      <w:color w:val="000080"/>
+      <w:u w:val="single"/>
+    </w:rPr>
+  </w:style>
   <w:style w:type="paragraph" w:styleId="Heading">
     <w:name w:val="Heading"/>
     <w:basedOn w:val="Normal"/>
-    <w:next w:val="TextBody"/>
+    <w:next w:val="BodyText"/>
     <w:qFormat/>
     <w:pPr>
       <w:keepNext w:val="true"/>
@@ -3363,7 +3341,7 @@
       <w:szCs w:val="28"/>
     </w:rPr>
   </w:style>
-  <w:style w:type="paragraph" w:styleId="TextBody">
+  <w:style w:type="paragraph" w:styleId="BodyText">
     <w:name w:val="Body Text"/>
     <w:basedOn w:val="Normal"/>
     <w:pPr>
@@ -3373,14 +3351,14 @@
   </w:style>
   <w:style w:type="paragraph" w:styleId="List">
     <w:name w:val="List"/>
-    <w:basedOn w:val="TextBody"/>
+    <w:basedOn w:val="BodyText"/>
     <w:pPr/>
     <w:rPr>
       <w:rFonts w:cs="Arial"/>
     </w:rPr>
   </w:style>
   <w:style w:type="paragraph" w:styleId="Caption">
-    <w:name w:val="Caption"/>
+    <w:name w:val="caption"/>
     <w:basedOn w:val="Normal"/>
     <w:qFormat/>
     <w:pPr>
@@ -3446,4 +3424,110 @@
     <w:qFormat/>
   </w:style>
 </w:styles>
+</file>
+
+<file path=word/theme/theme1.xml><?xml version="1.0" encoding="utf-8"?>
+<a:theme xmlns:a="http://schemas.openxmlformats.org/drawingml/2006/main" xmlns:r="http://schemas.openxmlformats.org/officeDocument/2006/relationships" name="Office">
+  <a:themeElements>
+    <a:clrScheme name="LibreOffice">
+      <a:dk1>
+        <a:srgbClr val="000000"/>
+      </a:dk1>
+      <a:lt1>
+        <a:srgbClr val="ffffff"/>
+      </a:lt1>
+      <a:dk2>
+        <a:srgbClr val="000000"/>
+      </a:dk2>
+      <a:lt2>
+        <a:srgbClr val="ffffff"/>
+      </a:lt2>
+      <a:accent1>
+        <a:srgbClr val="18a303"/>
+      </a:accent1>
+      <a:accent2>
+        <a:srgbClr val="0369a3"/>
+      </a:accent2>
+      <a:accent3>
+        <a:srgbClr val="a33e03"/>
+      </a:accent3>
+      <a:accent4>
+        <a:srgbClr val="8e03a3"/>
+      </a:accent4>
+      <a:accent5>
+        <a:srgbClr val="c99c00"/>
+      </a:accent5>
+      <a:accent6>
+        <a:srgbClr val="c9211e"/>
+      </a:accent6>
+      <a:hlink>
+        <a:srgbClr val="0000ee"/>
+      </a:hlink>
+      <a:folHlink>
+        <a:srgbClr val="551a8b"/>
+      </a:folHlink>
+    </a:clrScheme>
+    <a:fontScheme name="Office">
+      <a:majorFont>
+        <a:latin typeface="Arial" pitchFamily="0" charset="1"/>
+        <a:ea typeface="DejaVu Sans" pitchFamily="0" charset="1"/>
+        <a:cs typeface="DejaVu Sans" pitchFamily="0" charset="1"/>
+      </a:majorFont>
+      <a:minorFont>
+        <a:latin typeface="Arial" pitchFamily="0" charset="1"/>
+        <a:ea typeface="DejaVu Sans" pitchFamily="0" charset="1"/>
+        <a:cs typeface="DejaVu Sans" pitchFamily="0" charset="1"/>
+      </a:minorFont>
+    </a:fontScheme>
+    <a:fmtScheme>
+      <a:fillStyleLst>
+        <a:solidFill>
+          <a:schemeClr val="phClr"/>
+        </a:solidFill>
+        <a:solidFill>
+          <a:schemeClr val="phClr"/>
+        </a:solidFill>
+        <a:solidFill>
+          <a:schemeClr val="phClr"/>
+        </a:solidFill>
+      </a:fillStyleLst>
+      <a:lnStyleLst>
+        <a:ln w="6350" cap="flat" cmpd="sng" algn="ctr">
+          <a:prstDash val="solid"/>
+          <a:miter/>
+        </a:ln>
+        <a:ln w="6350" cap="flat" cmpd="sng" algn="ctr">
+          <a:prstDash val="solid"/>
+          <a:miter/>
+        </a:ln>
+        <a:ln w="6350" cap="flat" cmpd="sng" algn="ctr">
+          <a:prstDash val="solid"/>
+          <a:miter/>
+        </a:ln>
+      </a:lnStyleLst>
+      <a:effectStyleLst>
+        <a:effectStyle>
+          <a:effectLst/>
+        </a:effectStyle>
+        <a:effectStyle>
+          <a:effectLst/>
+        </a:effectStyle>
+        <a:effectStyle>
+          <a:effectLst/>
+        </a:effectStyle>
+      </a:effectStyleLst>
+      <a:bgFillStyleLst>
+        <a:solidFill>
+          <a:schemeClr val="phClr"/>
+        </a:solidFill>
+        <a:solidFill>
+          <a:schemeClr val="phClr"/>
+        </a:solidFill>
+        <a:solidFill>
+          <a:schemeClr val="phClr"/>
+        </a:solidFill>
+      </a:bgFillStyleLst>
+    </a:fmtScheme>
+  </a:themeElements>
+</a:theme>
 </file>